--- a/1부10화_Segui_il_denaro.docx
+++ b/1부10화_Segui_il_denaro.docx
@@ -447,7 +447,7 @@
           <w:color w:val="1A1A1A"/>
           <w:sz w:val="44"/>
         </w:rPr>
-        <w:t xml:space="preserve">   A quest'ora? Cos'ha trovato, di preciso?</w:t>
+        <w:t xml:space="preserve">   Anche di sera? Cos'ha trovato, di preciso?</w:t>
       </w:r>
     </w:p>
     <w:p>
@@ -457,7 +457,7 @@
           <w:color w:val="808080"/>
           <w:sz w:val="36"/>
         </w:rPr>
-        <w:t>이 시간에요? 정확히 뭘 찾으셨어요?</w:t>
+        <w:t>저녁에도요? 정확히 뭘 찾으셨어요?</w:t>
       </w:r>
     </w:p>
     <w:p>
@@ -1610,7 +1610,7 @@
           <w:color w:val="808080"/>
           <w:sz w:val="36"/>
         </w:rPr>
-        <w:t>기억력이 좋으시네요, 알레산드로, 칭찬해요.</w:t>
+        <w:t>기억력이 좋으시네요, 알레산드로, 대단해요.</w:t>
       </w:r>
     </w:p>
     <w:p>
@@ -1893,7 +1893,7 @@
           <w:color w:val="808080"/>
           <w:sz w:val="36"/>
         </w:rPr>
-        <w:t>마지막 송금 IBAN과 날짜도 추가하세요.</w:t>
+        <w:t>IBAN과 마지막 송금 날짜도 추가하세요.</w:t>
       </w:r>
     </w:p>
     <w:p>
@@ -2153,7 +2153,7 @@
           <w:color w:val="1A1A1A"/>
           <w:sz w:val="44"/>
         </w:rPr>
-        <w:t xml:space="preserve">   Bene. Ora la mandiamo via posta certificata, oggi.</w:t>
+        <w:t xml:space="preserve">   Bene. Ora la mandiamo per raccomandata, oggi.</w:t>
       </w:r>
     </w:p>
     <w:p>
@@ -2163,7 +2163,7 @@
           <w:color w:val="808080"/>
           <w:sz w:val="36"/>
         </w:rPr>
-        <w:t>좋아요. 오늘 인증 우편으로 보내죠.</w:t>
+        <w:t>좋아요. 오늘 등기우편으로 보내죠.</w:t>
       </w:r>
     </w:p>
     <w:p>
@@ -2573,7 +2573,7 @@
           <w:color w:val="1A1A1A"/>
           <w:sz w:val="44"/>
         </w:rPr>
-        <w:t xml:space="preserve">   Già? Così in fretta, senza nostra lettera?</w:t>
+        <w:t xml:space="preserve">   Già? Così in fretta, senza la nostra lettera?</w:t>
       </w:r>
     </w:p>
     <w:p>
@@ -2746,7 +2746,7 @@
           <w:color w:val="808080"/>
           <w:sz w:val="36"/>
         </w:rPr>
-        <w:t>3만 2천 중에 1만 8천이요. 전부는 아니지만 뭔가네요.</w:t>
+        <w:t>3만 2천 중에 1만 8천이요. 전부는 아니지만 그래도 어디예요.</w:t>
       </w:r>
     </w:p>
     <w:p>
@@ -3366,7 +3366,7 @@
           <w:color w:val="1A1A1A"/>
           <w:sz w:val="44"/>
         </w:rPr>
-        <w:t xml:space="preserve">   Grazie, Francesco, di cuore, qualunque cosa lei sia.</w:t>
+        <w:t xml:space="preserve">   Grazie, Francesco, di cuore, chiunque lei sia.</w:t>
       </w:r>
     </w:p>
     <w:p>
@@ -3529,7 +3529,7 @@
           <w:color w:val="1A1A1A"/>
           <w:sz w:val="44"/>
         </w:rPr>
-        <w:t xml:space="preserve">   Grazie, Rosa. Sei una brava donna, davvero.</w:t>
+        <w:t xml:space="preserve">   Grazie, Rosa. È una brava donna, davvero.</w:t>
       </w:r>
     </w:p>
     <w:p>
@@ -3749,7 +3749,7 @@
           <w:color w:val="808080"/>
           <w:sz w:val="36"/>
         </w:rPr>
-        <w:t>전부는 아니지만 뭔가가요. 이미 승리예요, 소피아.</w:t>
+        <w:t>전부는 아니지만 그래도 어디야. 이미 승리야, 소피아.</w:t>
       </w:r>
     </w:p>
     <w:p>
@@ -3899,7 +3899,7 @@
           <w:color w:val="808080"/>
           <w:sz w:val="36"/>
         </w:rPr>
-        <w:t>좋아요, 그래야죠. 다들 식탁으로, 힘내요!</w:t>
+        <w:t>좋아요, 그래야죠. 다들 식탁으로, 어서요!</w:t>
       </w:r>
     </w:p>
     <w:p/>
